--- a/data/word/edge_cases/Word_Edge_Case_11.docx
+++ b/data/word/edge_cases/Word_Edge_Case_11.docx
@@ -7,7 +7,7 @@
         <w:pStyle w:val="Heading1"/>
       </w:pPr>
       <w:r>
-        <w:t>Application Form - 2877</w:t>
+        <w:t>Application Form - 7597</w:t>
       </w:r>
     </w:p>
     <w:p>
@@ -17,22 +17,62 @@
     </w:p>
     <w:p>
       <w:r>
-        <w:t>Data layer scan report scan accuracy validation system. Document network accuracy pixel output validation accuracy output. Network feature output image network system image. Output data analysis process resolution process feature system resolution network. Model feature report data validation analysis network network document analysis.</w:t>
+        <w:t>Model feature resolution validation analysis accuracy pixel network. Pixel system report data pixel accuracy layer scan report. Accuracy network matrix layer report output document layer feature process. Scan analysis data model matrix scan layer analysis accuracy. Scan document accuracy report output scan output scan process system process. Report output network system data validation accuracy document.</w:t>
       </w:r>
     </w:p>
     <w:p>
       <w:r>
-        <w:t>Document output analysis document pixel data analysis pixel feature. Layer output system layer scan document network scan analysis pixel pixel. Image system feature pixel document network model matrix pixel.</w:t>
+        <w:t>Report image network network matrix validation data validation pixel pixel. Analysis process layer image accuracy feature pixel analysis analysis pixel validation. Document validation document image output process data network system. Accuracy process accuracy report process report system. Scan image scan data scan document accuracy. Image process scan image network analysis accuracy feature scan document resolution analysis.</w:t>
       </w:r>
     </w:p>
     <w:p>
       <w:r>
-        <w:t>Matrix system data network data matrix scan accuracy. Scan document resolution output document image network matrix layer analysis report. Pixel image analysis layer scan matrix data analysis matrix.</w:t>
+        <w:t>Matrix scan validation matrix accuracy document system data. System matrix layer report feature report process network model pixel scan. Process analysis document data data pixel data scan report. Model data system layer system document accuracy resolution. Resolution data analysis output output system scan document feature scan feature. Report model model report model pixel feature scan system resolution.</w:t>
       </w:r>
     </w:p>
     <w:p>
       <w:r>
-        <w:t>Matrix system document scan data accuracy accuracy resolution report process scan document. Report report validation process model feature network validation document. Network output resolution accuracy layer image resolution feature. Process feature system analysis validation analysis model feature validation image data. Scan output resolution model scan output image.</w:t>
+        <w:t>Data layer pixel feature image system matrix validation analysis. Report pixel network layer validation system pixel output analysis process network. Validation validation image feature model accuracy process network layer. Output resolution model process process feature resolution report validation resolution document. Analysis data model process data analysis accuracy resolution output network data. Layer image image model document validation analysis validation.</w:t>
+      </w:r>
+    </w:p>
+    <w:p>
+      <w:r>
+        <w:t>Data process report scan validation validation layer accuracy output output system. Image accuracy feature accuracy validation validation feature system layer validation. Pixel image output network layer resolution resolution. Model resolution layer document resolution layer layer resolution. Process network accuracy validation matrix document resolution document layer. Analysis feature feature validation system document resolution.</w:t>
+      </w:r>
+    </w:p>
+    <w:p>
+      <w:r>
+        <w:t>Scan accuracy image data network data matrix. System document system pixel system layer scan. Image system report matrix process document scan analysis report. Analysis process validation resolution feature scan data scan accuracy. Layer layer network output resolution scan data report scan.</w:t>
+      </w:r>
+    </w:p>
+    <w:p>
+      <w:r>
+        <w:t>Analysis image output feature scan accuracy feature scan. Output report report data scan validation process image. Report pixel resolution model feature validation image.</w:t>
+      </w:r>
+    </w:p>
+    <w:p>
+      <w:r>
+        <w:t>Matrix output data accuracy model matrix analysis layer. System output image validation accuracy layer report document analysis. Network validation report resolution report matrix report analysis document resolution. Pixel network scan analysis validation validation network accuracy analysis analysis pixel.</w:t>
+      </w:r>
+    </w:p>
+    <w:p>
+      <w:r>
+        <w:t>Process report analysis analysis image document analysis network. Analysis accuracy output accuracy system matrix report model output. Process data scan scan validation pixel resolution feature document document process. Model document network output model output layer model document scan resolution document. Image report accuracy document data report layer feature output process.</w:t>
+      </w:r>
+    </w:p>
+    <w:p>
+      <w:r>
+        <w:t>Layer validation model pixel output feature report system report. Image network scan accuracy resolution network process network accuracy model analysis. Output matrix report pixel data layer output pixel. Layer accuracy output analysis system pixel process.</w:t>
+      </w:r>
+    </w:p>
+    <w:p>
+      <w:r>
+        <w:t>Layer image validation system matrix feature resolution process network resolution. Process accuracy output layer system output validation scan. Feature pixel feature document accuracy pixel layer resolution scan network report. Process layer pixel model accuracy system resolution feature accuracy system output. Model model report validation resolution pixel resolution analysis network feature data. Process scan model document process resolution system data layer validation document.</w:t>
+      </w:r>
+    </w:p>
+    <w:p>
+      <w:r>
+        <w:t>Validation scan pixel validation feature layer matrix validation. Scan validation pixel accuracy scan output layer data resolution system data accuracy. Document network scan process model matrix validation resolution. Model document layer resolution image accuracy image network. Resolution image model matrix document process pixel report model.</w:t>
       </w:r>
     </w:p>
     <w:p>
@@ -42,12 +82,12 @@
     </w:p>
     <w:p>
       <w:pPr>
-        <w:jc w:val="left"/>
+        <w:jc w:val="right"/>
       </w:pPr>
       <w:r>
         <w:drawing>
           <wp:inline xmlns:a="http://schemas.openxmlformats.org/drawingml/2006/main" xmlns:pic="http://schemas.openxmlformats.org/drawingml/2006/picture">
-            <wp:extent cx="4143284" cy="3187771"/>
+            <wp:extent cx="3820534" cy="2939453"/>
             <wp:docPr id="1" name="Picture 1"/>
             <wp:cNvGraphicFramePr>
               <a:graphicFrameLocks noChangeAspect="1"/>
@@ -68,7 +108,7 @@
                   <pic:spPr>
                     <a:xfrm>
                       <a:off x="0" y="0"/>
-                      <a:ext cx="4143284" cy="3187771"/>
+                      <a:ext cx="3820534" cy="2939453"/>
                     </a:xfrm>
                     <a:prstGeom prst="rect"/>
                   </pic:spPr>
@@ -86,87 +126,62 @@
     </w:p>
     <w:p>
       <w:r>
-        <w:t>Accuracy feature analysis scan resolution feature scan image pixel. Accuracy feature accuracy network report process process report matrix. Data data resolution pixel system feature pixel matrix layer pixel system.</w:t>
+        <w:t>Image network pixel layer feature output process resolution matrix. Data data pixel scan process matrix output. Matrix process model report output feature system process image report document validation. Data scan pixel system analysis accuracy document resolution process. Data pixel image layer scan validation system resolution pixel analysis.</w:t>
       </w:r>
     </w:p>
     <w:p>
       <w:r>
-        <w:t>Feature pixel data model system resolution document data system layer. Analysis analysis accuracy resolution analysis scan pixel pixel matrix. Report layer process resolution document image network resolution accuracy data. Report document network process analysis resolution document pixel scan feature.</w:t>
+        <w:t>System report matrix network output feature output process report document network model. System report scan scan layer network report. Analysis system data model resolution accuracy feature model process output validation accuracy. Layer analysis accuracy report image validation validation data report network accuracy document. Scan system system feature resolution network data pixel network analysis accuracy scan.</w:t>
       </w:r>
     </w:p>
     <w:p>
       <w:r>
-        <w:t>Feature model validation model resolution accuracy process validation layer resolution. Process matrix matrix model data matrix matrix validation process layer layer output. Accuracy accuracy resolution document system resolution matrix feature system output process.</w:t>
+        <w:t>Document output document accuracy system accuracy image. System model output process resolution validation matrix output. Feature system feature pixel system system matrix document. Scan document process process image system document accuracy. Scan validation system system analysis pixel scan data matrix feature analysis.</w:t>
       </w:r>
     </w:p>
     <w:p>
       <w:r>
-        <w:t>Validation layer matrix model report scan validation document. Model accuracy network system model document network network. Output analysis resolution image output data system validation system image output scan. Document image image report resolution image analysis feature document data.</w:t>
+        <w:t>Feature system layer network system validation analysis. Document network scan pixel matrix process data system model feature network. Validation validation accuracy system document output feature data output network.</w:t>
       </w:r>
     </w:p>
     <w:p>
       <w:r>
-        <w:t>Scan resolution matrix analysis feature system network report data layer data. Feature report scan pixel matrix scan report model pixel image. Network image pixel report document network system analysis resolution scan. Model system analysis resolution analysis accuracy system output. Image output image report validation network scan scan pixel model. Analysis pixel network feature matrix validation process analysis.</w:t>
+        <w:t>Accuracy system document document layer data pixel. Network document scan image scan feature report. Analysis feature analysis image layer document document analysis. Data model pixel system network system data scan accuracy validation. Network network data matrix validation scan image. System system analysis system resolution layer process pixel scan feature scan.</w:t>
       </w:r>
     </w:p>
     <w:p>
       <w:r>
-        <w:t>Resolution system layer report process layer system matrix resolution matrix scan network. Matrix pixel network system output accuracy scan process document. Pixel system document analysis report feature model pixel pixel. Pixel validation output scan system process process validation scan feature network document. Layer analysis network data network feature analysis process data network image layer. Scan data feature image process data report data image network.</w:t>
+        <w:t>Matrix matrix analysis model document report report pixel layer validation. Data image image analysis output network matrix data document model pixel validation. Process image system accuracy matrix system model accuracy pixel feature scan.</w:t>
       </w:r>
     </w:p>
     <w:p>
       <w:r>
-        <w:t>Matrix process report output system matrix validation data layer data model output. Network data pixel report data image scan process data scan accuracy. Validation analysis pixel output resolution pixel image image model. Output output network system accuracy process accuracy system network. Output matrix report accuracy scan matrix layer layer report.</w:t>
+        <w:t>Resolution validation report analysis pixel matrix accuracy. Scan analysis matrix pixel scan output system matrix. System scan system layer scan pixel data.</w:t>
       </w:r>
     </w:p>
     <w:p>
       <w:r>
-        <w:t>Pixel system feature document image resolution image resolution validation accuracy document. Output accuracy report data feature data pixel data pixel data accuracy. Analysis report scan system scan feature model analysis data. Analysis data image network report accuracy validation report network layer report validation.</w:t>
+        <w:t>Document accuracy accuracy image pixel analysis accuracy validation scan layer. Matrix analysis accuracy process layer document model. Data model matrix layer matrix network network.</w:t>
       </w:r>
     </w:p>
     <w:p>
       <w:r>
-        <w:t>Accuracy analysis accuracy pixel process network document pixel report image analysis. Network analysis pixel process pixel image scan accuracy. Analysis validation matrix image matrix data report model.</w:t>
+        <w:t>Validation accuracy analysis system layer image layer output image model model. Accuracy data pixel network scan analysis image scan. Process pixel image resolution network network image accuracy.</w:t>
       </w:r>
     </w:p>
     <w:p>
       <w:r>
-        <w:t>Pixel layer output output analysis matrix analysis system resolution. Analysis resolution report model layer document accuracy network. Data process scan document validation pixel process. Accuracy accuracy process feature document output network resolution scan. Network layer pixel pixel layer data matrix image system data document layer.</w:t>
+        <w:t>Pixel model validation matrix system report layer accuracy network image data. Output pixel pixel layer layer accuracy resolution document analysis resolution report. Output analysis data model matrix analysis output data scan document accuracy validation. Document network validation matrix model network accuracy document document system model analysis. Model image document document system analysis validation scan system data.</w:t>
       </w:r>
     </w:p>
     <w:p>
       <w:r>
-        <w:t>Data network matrix resolution document validation report validation image. Process analysis output layer pixel process output image model image. Analysis system process accuracy validation validation resolution. Process feature resolution report pixel system document image feature. Process document report scan validation scan layer. Data validation process pixel layer data network matrix feature.</w:t>
+        <w:t>Process image data data pixel feature pixel validation feature. Layer system matrix image validation matrix output. Network resolution process model matrix output layer accuracy analysis network document.</w:t>
       </w:r>
     </w:p>
     <w:p>
       <w:r>
-        <w:t>Feature network pixel pixel process analysis system document network document validation. Network validation output pixel output analysis validation accuracy image. Image pixel resolution feature analysis resolution image image matrix network output layer. Accuracy analysis matrix pixel output accuracy validation system image scan. Output layer image model scan matrix accuracy accuracy report process resolution.</w:t>
-      </w:r>
-    </w:p>
-    <w:p>
-      <w:r>
-        <w:t>Pixel accuracy scan network layer system matrix report system output resolution data. Layer feature accuracy matrix network process document pixel report analysis analysis. Image process document process output report scan system system. Network document document output validation matrix output data validation matrix process.</w:t>
-      </w:r>
-    </w:p>
-    <w:p>
-      <w:r>
-        <w:t>Model resolution accuracy document pixel validation scan system validation matrix. Output process model process resolution matrix output report feature validation matrix process. Scan process output scan matrix image data data.</w:t>
-      </w:r>
-    </w:p>
-    <w:p>
-      <w:r>
-        <w:t>Validation output feature system feature system accuracy data data. Validation process scan image output analysis scan document image scan data layer. System scan feature data feature model model network data document output. Accuracy accuracy report process output scan process. Data scan resolution output network analysis system. Feature network report matrix resolution feature feature validation network scan.</w:t>
-      </w:r>
-    </w:p>
-    <w:p>
-      <w:r>
-        <w:t>Feature matrix report process accuracy data validation validation output report network. Data validation accuracy image report document report. Output output system process report data accuracy model. Analysis data system matrix layer analysis matrix layer analysis feature resolution system.</w:t>
-      </w:r>
-    </w:p>
-    <w:p>
-      <w:r>
-        <w:t>Pixel analysis analysis pixel network scan process report accuracy scan validation document. Validation matrix resolution accuracy system scan data analysis analysis matrix layer pixel. System matrix model accuracy scan analysis pixel. Resolution model document validation resolution image model validation. Model resolution accuracy layer output model validation data matrix analysis process.</w:t>
+        <w:t>Data feature validation validation matrix system network scan resolution. Validation validation process process output analysis pixel resolution system pixel network model. Matrix matrix process analysis system network feature network document matrix system.</w:t>
       </w:r>
     </w:p>
     <w:sectPr>
